--- a/ProyectoMateDiscretaDocumentacion.docx
+++ b/ProyectoMateDiscretaDocumentacion.docx
@@ -190,7 +190,7 @@
               </wp:anchor>
             </w:drawing>
           </mc:Choice>
-          <mc:Fallback xmlns:w16sdtfl="http://schemas.microsoft.com/office/word/2024/wordml/sdtformatlock" xmlns:w16du="http://schemas.microsoft.com/office/word/2023/wordml/word16du">
+          <mc:Fallback xmlns:w16du="http://schemas.microsoft.com/office/word/2023/wordml/word16du" xmlns:w16sdtfl="http://schemas.microsoft.com/office/word/2024/wordml/sdtformatlock">
             <w:pict>
               <v:rect id="shape_0" ID="Forma 7" path="m0,0l-2147483645,0l-2147483645,-2147483646l0,-2147483646xe" fillcolor="#333333" stroked="f" o:allowincell="f" style="position:absolute;margin-left:245.7pt;margin-top:223.55pt;width:197.7pt;height:148pt;mso-wrap-style:none;v-text-anchor:middle;rotation:321">
                 <v:fill o:detectmouseclick="t" type="solid" color2="#cccccc"/>
@@ -259,7 +259,7 @@
               </wp:anchor>
             </w:drawing>
           </mc:Choice>
-          <mc:Fallback xmlns:w16sdtfl="http://schemas.microsoft.com/office/word/2024/wordml/sdtformatlock" xmlns:w16du="http://schemas.microsoft.com/office/word/2023/wordml/word16du">
+          <mc:Fallback xmlns:w16du="http://schemas.microsoft.com/office/word/2023/wordml/word16du" xmlns:w16sdtfl="http://schemas.microsoft.com/office/word/2024/wordml/sdtformatlock">
             <w:pict>
               <v:rect id="shape_0" ID="Forma 6" path="m0,0l-2147483645,0l-2147483645,-2147483646l0,-2147483646xe" fillcolor="#fcebaa" stroked="f" o:allowincell="f" style="position:absolute;margin-left:344.15pt;margin-top:35pt;width:140.85pt;height:93.1pt;mso-wrap-style:none;v-text-anchor:middle;rotation:321">
                 <v:fill o:detectmouseclick="t" type="solid" color2="#031455"/>
@@ -328,7 +328,7 @@
               </wp:anchor>
             </w:drawing>
           </mc:Choice>
-          <mc:Fallback xmlns:w16sdtfl="http://schemas.microsoft.com/office/word/2024/wordml/sdtformatlock" xmlns:w16du="http://schemas.microsoft.com/office/word/2023/wordml/word16du">
+          <mc:Fallback xmlns:w16du="http://schemas.microsoft.com/office/word/2023/wordml/word16du" xmlns:w16sdtfl="http://schemas.microsoft.com/office/word/2024/wordml/sdtformatlock">
             <w:pict>
               <v:rect id="shape_0" ID="Forma 5" path="m0,0l-2147483645,0l-2147483645,-2147483646l0,-2147483646xe" fillcolor="#fcebaa" stroked="f" o:allowincell="f" style="position:absolute;margin-left:189.5pt;margin-top:210pt;width:193.4pt;height:151.75pt;mso-wrap-style:none;v-text-anchor:middle;rotation:321">
                 <v:fill o:detectmouseclick="t" type="solid" color2="#031455"/>
@@ -397,7 +397,7 @@
               </wp:anchor>
             </w:drawing>
           </mc:Choice>
-          <mc:Fallback xmlns:w16sdtfl="http://schemas.microsoft.com/office/word/2024/wordml/sdtformatlock" xmlns:w16du="http://schemas.microsoft.com/office/word/2023/wordml/word16du">
+          <mc:Fallback xmlns:w16du="http://schemas.microsoft.com/office/word/2023/wordml/word16du" xmlns:w16sdtfl="http://schemas.microsoft.com/office/word/2024/wordml/sdtformatlock">
             <w:pict>
               <v:rect id="shape_0" ID="Forma 4" path="m0,0l-2147483645,0l-2147483645,-2147483646l0,-2147483646xe" fillcolor="#333333" stroked="f" o:allowincell="f" style="position:absolute;margin-left:276.1pt;margin-top:44.7pt;width:215pt;height:74.4pt;mso-wrap-style:none;v-text-anchor:middle;rotation:321">
                 <v:fill o:detectmouseclick="t" type="solid" color2="#cccccc"/>
@@ -466,7 +466,7 @@
               </wp:anchor>
             </w:drawing>
           </mc:Choice>
-          <mc:Fallback xmlns:w16sdtfl="http://schemas.microsoft.com/office/word/2024/wordml/sdtformatlock" xmlns:w16du="http://schemas.microsoft.com/office/word/2023/wordml/word16du">
+          <mc:Fallback xmlns:w16du="http://schemas.microsoft.com/office/word/2023/wordml/word16du" xmlns:w16sdtfl="http://schemas.microsoft.com/office/word/2024/wordml/sdtformatlock">
             <w:pict>
               <v:rect id="shape_0" ID="Forma 2" path="m0,0l-2147483645,0l-2147483645,-2147483646l0,-2147483646xe" fillcolor="#333333" stroked="f" o:allowincell="f" style="position:absolute;margin-left:9.55pt;margin-top:48.3pt;width:285.7pt;height:108.35pt;mso-wrap-style:none;v-text-anchor:middle;rotation:321">
                 <v:fill o:detectmouseclick="t" type="solid" color2="#cccccc"/>
@@ -581,7 +581,7 @@
               </wp:anchor>
             </w:drawing>
           </mc:Choice>
-          <mc:Fallback xmlns:w16sdtfl="http://schemas.microsoft.com/office/word/2024/wordml/sdtformatlock" xmlns:w16du="http://schemas.microsoft.com/office/word/2023/wordml/word16du">
+          <mc:Fallback xmlns:w16du="http://schemas.microsoft.com/office/word/2023/wordml/word16du" xmlns:w16sdtfl="http://schemas.microsoft.com/office/word/2024/wordml/sdtformatlock">
             <w:pict>
               <v:rect w14:anchorId="6F0FBE9B" id="Forma 3" o:spid="_x0000_s1026" style="position:absolute;margin-left:168.6pt;margin-top:17pt;width:272.9pt;height:253.4pt;rotation:-2578186fd;z-index:7;visibility:visible;mso-wrap-style:square;mso-wrap-distance-left:12.7pt;mso-wrap-distance-top:12.7pt;mso-wrap-distance-right:12.7pt;mso-wrap-distance-bottom:12.7pt;mso-position-horizontal:absolute;mso-position-horizontal-relative:text;mso-position-vertical:absolute;mso-position-vertical-relative:text;v-text-anchor:top" o:gfxdata="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" o:allowincell="f" strokecolor="#f8ca18" strokeweight="3mm">
                 <v:fill r:id="rId9" o:title="" recolor="t" rotate="t" type="frame"/>
@@ -650,7 +650,7 @@
               </wp:anchor>
             </w:drawing>
           </mc:Choice>
-          <mc:Fallback xmlns:w16sdtfl="http://schemas.microsoft.com/office/word/2024/wordml/sdtformatlock" xmlns:w16du="http://schemas.microsoft.com/office/word/2023/wordml/word16du">
+          <mc:Fallback xmlns:w16du="http://schemas.microsoft.com/office/word/2023/wordml/word16du" xmlns:w16sdtfl="http://schemas.microsoft.com/office/word/2024/wordml/sdtformatlock">
             <w:pict>
               <v:shapetype id="_x0000_t6" coordsize="21600,21600" o:spt="6" path="m,21600l,l21600,21600xe">
                 <v:stroke joinstyle="miter"/>
@@ -875,7 +875,6 @@
                               </w:rPr>
                               <w:t xml:space="preserve">Diego Estuardo Zabala </w:t>
                             </w:r>
-                            <w:proofErr w:type="spellStart"/>
                             <w:r>
                               <w:rPr>
                                 <w:rFonts w:ascii="Calibri" w:hAnsi="Calibri"/>
@@ -885,7 +884,6 @@
                               </w:rPr>
                               <w:t>Toc</w:t>
                             </w:r>
-                            <w:proofErr w:type="spellEnd"/>
                           </w:p>
                           <w:p>
                             <w:pPr>
@@ -932,27 +930,7 @@
                                 <w:sz w:val="40"/>
                                 <w:szCs w:val="40"/>
                               </w:rPr>
-                              <w:t xml:space="preserve">Esteban Juan Carlos </w:t>
-                            </w:r>
-                            <w:proofErr w:type="spellStart"/>
-                            <w:r>
-                              <w:rPr>
-                                <w:rFonts w:ascii="Calibri" w:hAnsi="Calibri"/>
-                                <w:color w:val="333333"/>
-                                <w:sz w:val="40"/>
-                                <w:szCs w:val="40"/>
-                              </w:rPr>
-                              <w:t>Yupe</w:t>
-                            </w:r>
-                            <w:proofErr w:type="spellEnd"/>
-                            <w:r>
-                              <w:rPr>
-                                <w:rFonts w:ascii="Calibri" w:hAnsi="Calibri"/>
-                                <w:color w:val="333333"/>
-                                <w:sz w:val="40"/>
-                                <w:szCs w:val="40"/>
-                              </w:rPr>
-                              <w:t xml:space="preserve"> Flores</w:t>
+                              <w:t>Esteban Juan Carlos Yupe Flores</w:t>
                             </w:r>
                           </w:p>
                           <w:p>
@@ -1056,7 +1034,6 @@
                         </w:rPr>
                         <w:t xml:space="preserve">Diego Estuardo Zabala </w:t>
                       </w:r>
-                      <w:proofErr w:type="spellStart"/>
                       <w:r>
                         <w:rPr>
                           <w:rFonts w:ascii="Calibri" w:hAnsi="Calibri"/>
@@ -1066,7 +1043,6 @@
                         </w:rPr>
                         <w:t>Toc</w:t>
                       </w:r>
-                      <w:proofErr w:type="spellEnd"/>
                     </w:p>
                     <w:p>
                       <w:pPr>
@@ -1113,27 +1089,7 @@
                           <w:sz w:val="40"/>
                           <w:szCs w:val="40"/>
                         </w:rPr>
-                        <w:t xml:space="preserve">Esteban Juan Carlos </w:t>
-                      </w:r>
-                      <w:proofErr w:type="spellStart"/>
-                      <w:r>
-                        <w:rPr>
-                          <w:rFonts w:ascii="Calibri" w:hAnsi="Calibri"/>
-                          <w:color w:val="333333"/>
-                          <w:sz w:val="40"/>
-                          <w:szCs w:val="40"/>
-                        </w:rPr>
-                        <w:t>Yupe</w:t>
-                      </w:r>
-                      <w:proofErr w:type="spellEnd"/>
-                      <w:r>
-                        <w:rPr>
-                          <w:rFonts w:ascii="Calibri" w:hAnsi="Calibri"/>
-                          <w:color w:val="333333"/>
-                          <w:sz w:val="40"/>
-                          <w:szCs w:val="40"/>
-                        </w:rPr>
-                        <w:t xml:space="preserve"> Flores</w:t>
+                        <w:t>Esteban Juan Carlos Yupe Flores</w:t>
                       </w:r>
                     </w:p>
                     <w:p>
@@ -1398,7 +1354,7 @@
               </wp:anchor>
             </w:drawing>
           </mc:Choice>
-          <mc:Fallback xmlns:w16sdtfl="http://schemas.microsoft.com/office/word/2024/wordml/sdtformatlock" xmlns:w16du="http://schemas.microsoft.com/office/word/2023/wordml/word16du">
+          <mc:Fallback xmlns:w16du="http://schemas.microsoft.com/office/word/2023/wordml/word16du" xmlns:w16sdtfl="http://schemas.microsoft.com/office/word/2024/wordml/sdtformatlock">
             <w:pict>
               <v:line id="shape_0" from="-10.85pt,716.65pt" to="349.5pt,716.65pt" ID="Línea horizontal 1" stroked="t" o:allowincell="f" style="position:absolute">
                 <v:stroke color="#f8ca18" weight="71640" joinstyle="round" endcap="flat"/>
@@ -1932,7 +1888,6 @@
             </w:r>
             <w:r>
               <w:rPr>
-                <w:rFonts w:hint="eastAsia"/>
                 <w:noProof/>
                 <w:webHidden/>
               </w:rPr>
@@ -2007,7 +1962,6 @@
             </w:r>
             <w:r>
               <w:rPr>
-                <w:rFonts w:hint="eastAsia"/>
                 <w:noProof/>
                 <w:webHidden/>
               </w:rPr>
@@ -2082,7 +2036,6 @@
             </w:r>
             <w:r>
               <w:rPr>
-                <w:rFonts w:hint="eastAsia"/>
                 <w:noProof/>
                 <w:webHidden/>
               </w:rPr>
@@ -2157,7 +2110,6 @@
             </w:r>
             <w:r>
               <w:rPr>
-                <w:rFonts w:hint="eastAsia"/>
                 <w:noProof/>
                 <w:webHidden/>
               </w:rPr>
@@ -2232,7 +2184,6 @@
             </w:r>
             <w:r>
               <w:rPr>
-                <w:rFonts w:hint="eastAsia"/>
                 <w:noProof/>
                 <w:webHidden/>
               </w:rPr>
@@ -2307,7 +2258,6 @@
             </w:r>
             <w:r>
               <w:rPr>
-                <w:rFonts w:hint="eastAsia"/>
                 <w:noProof/>
                 <w:webHidden/>
               </w:rPr>
@@ -2382,7 +2332,6 @@
             </w:r>
             <w:r>
               <w:rPr>
-                <w:rFonts w:hint="eastAsia"/>
                 <w:noProof/>
                 <w:webHidden/>
               </w:rPr>
@@ -2457,7 +2406,6 @@
             </w:r>
             <w:r>
               <w:rPr>
-                <w:rFonts w:hint="eastAsia"/>
                 <w:noProof/>
                 <w:webHidden/>
               </w:rPr>
@@ -2532,7 +2480,6 @@
             </w:r>
             <w:r>
               <w:rPr>
-                <w:rFonts w:hint="eastAsia"/>
                 <w:noProof/>
                 <w:webHidden/>
               </w:rPr>
@@ -2607,7 +2554,6 @@
             </w:r>
             <w:r>
               <w:rPr>
-                <w:rFonts w:hint="eastAsia"/>
                 <w:noProof/>
                 <w:webHidden/>
               </w:rPr>
@@ -2682,7 +2628,6 @@
             </w:r>
             <w:r>
               <w:rPr>
-                <w:rFonts w:hint="eastAsia"/>
                 <w:noProof/>
                 <w:webHidden/>
               </w:rPr>
@@ -2757,7 +2702,6 @@
             </w:r>
             <w:r>
               <w:rPr>
-                <w:rFonts w:hint="eastAsia"/>
                 <w:noProof/>
                 <w:webHidden/>
               </w:rPr>
@@ -2832,7 +2776,6 @@
             </w:r>
             <w:r>
               <w:rPr>
-                <w:rFonts w:hint="eastAsia"/>
                 <w:noProof/>
                 <w:webHidden/>
               </w:rPr>
@@ -2907,7 +2850,6 @@
             </w:r>
             <w:r>
               <w:rPr>
-                <w:rFonts w:hint="eastAsia"/>
                 <w:noProof/>
                 <w:webHidden/>
               </w:rPr>
@@ -2982,7 +2924,6 @@
             </w:r>
             <w:r>
               <w:rPr>
-                <w:rFonts w:hint="eastAsia"/>
                 <w:noProof/>
                 <w:webHidden/>
               </w:rPr>
@@ -3057,7 +2998,6 @@
             </w:r>
             <w:r>
               <w:rPr>
-                <w:rFonts w:hint="eastAsia"/>
                 <w:noProof/>
                 <w:webHidden/>
               </w:rPr>
@@ -3132,7 +3072,6 @@
             </w:r>
             <w:r>
               <w:rPr>
-                <w:rFonts w:hint="eastAsia"/>
                 <w:noProof/>
                 <w:webHidden/>
               </w:rPr>
@@ -3207,7 +3146,6 @@
             </w:r>
             <w:r>
               <w:rPr>
-                <w:rFonts w:hint="eastAsia"/>
                 <w:noProof/>
                 <w:webHidden/>
               </w:rPr>
@@ -3282,7 +3220,6 @@
             </w:r>
             <w:r>
               <w:rPr>
-                <w:rFonts w:hint="eastAsia"/>
                 <w:noProof/>
                 <w:webHidden/>
               </w:rPr>
@@ -3357,7 +3294,6 @@
             </w:r>
             <w:r>
               <w:rPr>
-                <w:rFonts w:hint="eastAsia"/>
                 <w:noProof/>
                 <w:webHidden/>
               </w:rPr>
@@ -3432,7 +3368,6 @@
             </w:r>
             <w:r>
               <w:rPr>
-                <w:rFonts w:hint="eastAsia"/>
                 <w:noProof/>
                 <w:webHidden/>
               </w:rPr>
@@ -3507,7 +3442,6 @@
             </w:r>
             <w:r>
               <w:rPr>
-                <w:rFonts w:hint="eastAsia"/>
                 <w:noProof/>
                 <w:webHidden/>
               </w:rPr>
@@ -3582,7 +3516,6 @@
             </w:r>
             <w:r>
               <w:rPr>
-                <w:rFonts w:hint="eastAsia"/>
                 <w:noProof/>
                 <w:webHidden/>
               </w:rPr>
@@ -3657,7 +3590,6 @@
             </w:r>
             <w:r>
               <w:rPr>
-                <w:rFonts w:hint="eastAsia"/>
                 <w:noProof/>
                 <w:webHidden/>
               </w:rPr>
@@ -3732,7 +3664,6 @@
             </w:r>
             <w:r>
               <w:rPr>
-                <w:rFonts w:hint="eastAsia"/>
                 <w:noProof/>
                 <w:webHidden/>
               </w:rPr>
@@ -3807,7 +3738,6 @@
             </w:r>
             <w:r>
               <w:rPr>
-                <w:rFonts w:hint="eastAsia"/>
                 <w:noProof/>
                 <w:webHidden/>
               </w:rPr>
@@ -3882,7 +3812,6 @@
             </w:r>
             <w:r>
               <w:rPr>
-                <w:rFonts w:hint="eastAsia"/>
                 <w:noProof/>
                 <w:webHidden/>
               </w:rPr>
@@ -3957,7 +3886,6 @@
             </w:r>
             <w:r>
               <w:rPr>
-                <w:rFonts w:hint="eastAsia"/>
                 <w:noProof/>
                 <w:webHidden/>
               </w:rPr>
@@ -4032,7 +3960,6 @@
             </w:r>
             <w:r>
               <w:rPr>
-                <w:rFonts w:hint="eastAsia"/>
                 <w:noProof/>
                 <w:webHidden/>
               </w:rPr>
@@ -4107,7 +4034,6 @@
             </w:r>
             <w:r>
               <w:rPr>
-                <w:rFonts w:hint="eastAsia"/>
                 <w:noProof/>
                 <w:webHidden/>
               </w:rPr>
@@ -4182,7 +4108,6 @@
             </w:r>
             <w:r>
               <w:rPr>
-                <w:rFonts w:hint="eastAsia"/>
                 <w:noProof/>
                 <w:webHidden/>
               </w:rPr>
@@ -4257,7 +4182,6 @@
             </w:r>
             <w:r>
               <w:rPr>
-                <w:rFonts w:hint="eastAsia"/>
                 <w:noProof/>
                 <w:webHidden/>
               </w:rPr>
@@ -4332,7 +4256,6 @@
             </w:r>
             <w:r>
               <w:rPr>
-                <w:rFonts w:hint="eastAsia"/>
                 <w:noProof/>
                 <w:webHidden/>
               </w:rPr>
@@ -4407,7 +4330,6 @@
             </w:r>
             <w:r>
               <w:rPr>
-                <w:rFonts w:hint="eastAsia"/>
                 <w:noProof/>
                 <w:webHidden/>
               </w:rPr>
@@ -4482,7 +4404,6 @@
             </w:r>
             <w:r>
               <w:rPr>
-                <w:rFonts w:hint="eastAsia"/>
                 <w:noProof/>
                 <w:webHidden/>
               </w:rPr>
@@ -4557,7 +4478,6 @@
             </w:r>
             <w:r>
               <w:rPr>
-                <w:rFonts w:hint="eastAsia"/>
                 <w:noProof/>
                 <w:webHidden/>
               </w:rPr>
@@ -4632,7 +4552,6 @@
             </w:r>
             <w:r>
               <w:rPr>
-                <w:rFonts w:hint="eastAsia"/>
                 <w:noProof/>
                 <w:webHidden/>
               </w:rPr>
@@ -4707,7 +4626,6 @@
             </w:r>
             <w:r>
               <w:rPr>
-                <w:rFonts w:hint="eastAsia"/>
                 <w:noProof/>
                 <w:webHidden/>
               </w:rPr>
@@ -4782,7 +4700,6 @@
             </w:r>
             <w:r>
               <w:rPr>
-                <w:rFonts w:hint="eastAsia"/>
                 <w:noProof/>
                 <w:webHidden/>
               </w:rPr>
@@ -4857,7 +4774,6 @@
             </w:r>
             <w:r>
               <w:rPr>
-                <w:rFonts w:hint="eastAsia"/>
                 <w:noProof/>
                 <w:webHidden/>
               </w:rPr>
@@ -4932,7 +4848,6 @@
             </w:r>
             <w:r>
               <w:rPr>
-                <w:rFonts w:hint="eastAsia"/>
                 <w:noProof/>
                 <w:webHidden/>
               </w:rPr>
@@ -5007,7 +4922,6 @@
             </w:r>
             <w:r>
               <w:rPr>
-                <w:rFonts w:hint="eastAsia"/>
                 <w:noProof/>
                 <w:webHidden/>
               </w:rPr>
@@ -5082,7 +4996,6 @@
             </w:r>
             <w:r>
               <w:rPr>
-                <w:rFonts w:hint="eastAsia"/>
                 <w:noProof/>
                 <w:webHidden/>
               </w:rPr>
@@ -5157,7 +5070,6 @@
             </w:r>
             <w:r>
               <w:rPr>
-                <w:rFonts w:hint="eastAsia"/>
                 <w:noProof/>
                 <w:webHidden/>
               </w:rPr>
@@ -5232,7 +5144,6 @@
             </w:r>
             <w:r>
               <w:rPr>
-                <w:rFonts w:hint="eastAsia"/>
                 <w:noProof/>
                 <w:webHidden/>
               </w:rPr>
@@ -5307,7 +5218,6 @@
             </w:r>
             <w:r>
               <w:rPr>
-                <w:rFonts w:hint="eastAsia"/>
                 <w:noProof/>
                 <w:webHidden/>
               </w:rPr>
@@ -5382,7 +5292,6 @@
             </w:r>
             <w:r>
               <w:rPr>
-                <w:rFonts w:hint="eastAsia"/>
                 <w:noProof/>
                 <w:webHidden/>
               </w:rPr>
@@ -5457,7 +5366,6 @@
             </w:r>
             <w:r>
               <w:rPr>
-                <w:rFonts w:hint="eastAsia"/>
                 <w:noProof/>
                 <w:webHidden/>
               </w:rPr>
@@ -5532,7 +5440,6 @@
             </w:r>
             <w:r>
               <w:rPr>
-                <w:rFonts w:hint="eastAsia"/>
                 <w:noProof/>
                 <w:webHidden/>
               </w:rPr>
@@ -5608,7 +5515,6 @@
             </w:r>
             <w:r>
               <w:rPr>
-                <w:rFonts w:hint="eastAsia"/>
                 <w:noProof/>
                 <w:webHidden/>
               </w:rPr>
@@ -5683,7 +5589,6 @@
             </w:r>
             <w:r>
               <w:rPr>
-                <w:rFonts w:hint="eastAsia"/>
                 <w:noProof/>
                 <w:webHidden/>
               </w:rPr>
@@ -5758,7 +5663,6 @@
             </w:r>
             <w:r>
               <w:rPr>
-                <w:rFonts w:hint="eastAsia"/>
                 <w:noProof/>
                 <w:webHidden/>
               </w:rPr>
@@ -8443,6 +8347,9 @@
           <w:numId w:val="52"/>
         </w:numPr>
         <w:spacing w:line="360" w:lineRule="auto"/>
+        <w:rPr>
+          <w:rFonts w:hint="eastAsia"/>
+        </w:rPr>
       </w:pPr>
       <w:r>
         <w:t>Entrada: número entero positivo menor a 1000.</w:t>
@@ -8456,6 +8363,9 @@
           <w:numId w:val="52"/>
         </w:numPr>
         <w:spacing w:line="360" w:lineRule="auto"/>
+        <w:rPr>
+          <w:rFonts w:hint="eastAsia"/>
+        </w:rPr>
       </w:pPr>
       <w:r>
         <w:t>Procesamiento: verificación de divisibilidad desde 2 hasta la raíz cuadrada del número, aplicando el algoritmo de primalidad.</w:t>
@@ -8469,6 +8379,9 @@
           <w:numId w:val="52"/>
         </w:numPr>
         <w:spacing w:line="360" w:lineRule="auto"/>
+        <w:rPr>
+          <w:rFonts w:hint="eastAsia"/>
+        </w:rPr>
       </w:pPr>
       <w:r>
         <w:t>Salida: mensaje que indica si el número es primo o compuesto, con detalle de los pasos realizados</w:t>
@@ -8492,6 +8405,9 @@
           <w:numId w:val="53"/>
         </w:numPr>
         <w:spacing w:line="360" w:lineRule="auto"/>
+        <w:rPr>
+          <w:rFonts w:hint="eastAsia"/>
+        </w:rPr>
       </w:pPr>
       <w:r>
         <w:t>Entrada: dos números enteros (A y B).</w:t>
@@ -8505,6 +8421,9 @@
           <w:numId w:val="53"/>
         </w:numPr>
         <w:spacing w:line="360" w:lineRule="auto"/>
+        <w:rPr>
+          <w:rFonts w:hint="eastAsia"/>
+        </w:rPr>
       </w:pPr>
       <w:r>
         <w:t xml:space="preserve">Procesamiento: cálculo del MCD mediante el Algoritmo de Euclides y derivación del MCM utilizando la fórmula </w:t>
@@ -8526,12 +8445,21 @@
           <w:numId w:val="53"/>
         </w:numPr>
         <w:spacing w:line="360" w:lineRule="auto"/>
+        <w:rPr>
+          <w:rFonts w:hint="eastAsia"/>
+        </w:rPr>
       </w:pPr>
       <w:r>
         <w:t>Salida: presentación del MCD, del MCM y del procedimiento paso a paso usado en el cálculo.</w:t>
       </w:r>
     </w:p>
-    <w:p/>
+    <w:p>
+      <w:pPr>
+        <w:rPr>
+          <w:rFonts w:hint="eastAsia"/>
+        </w:rPr>
+      </w:pPr>
+    </w:p>
     <w:p>
       <w:pPr>
         <w:pStyle w:val="Ttulo1"/>
@@ -8550,6 +8478,9 @@
           <w:numId w:val="55"/>
         </w:numPr>
         <w:spacing w:line="360" w:lineRule="auto"/>
+        <w:rPr>
+          <w:rFonts w:hint="eastAsia"/>
+        </w:rPr>
       </w:pPr>
       <w:r>
         <w:t>Entrada: tamaño de las matrices (3×3 a 5×5) y valores (generados automáticamente).</w:t>
@@ -8563,6 +8494,9 @@
           <w:numId w:val="55"/>
         </w:numPr>
         <w:spacing w:line="360" w:lineRule="auto"/>
+        <w:rPr>
+          <w:rFonts w:hint="eastAsia"/>
+        </w:rPr>
       </w:pPr>
       <w:r>
         <w:t>Procesamiento: creación de dos matrices cuadradas, cálculo de suma (A + B) y producto (A × B) mediante bucles anidados.</w:t>
@@ -8576,6 +8510,9 @@
           <w:numId w:val="55"/>
         </w:numPr>
         <w:spacing w:line="360" w:lineRule="auto"/>
+        <w:rPr>
+          <w:rFonts w:hint="eastAsia"/>
+        </w:rPr>
       </w:pPr>
       <w:r>
         <w:t>Salida: matrices A y B, matriz resultante de la suma y matriz producto, todas mostradas en formato tabular.</w:t>
@@ -8599,6 +8536,9 @@
           <w:numId w:val="56"/>
         </w:numPr>
         <w:spacing w:line="360" w:lineRule="auto"/>
+        <w:rPr>
+          <w:rFonts w:hint="eastAsia"/>
+        </w:rPr>
       </w:pPr>
       <w:r>
         <w:t>Entrada: número de vértices, número de aristas y pares de vértices conectados.</w:t>
@@ -8612,6 +8552,9 @@
           <w:numId w:val="56"/>
         </w:numPr>
         <w:spacing w:line="360" w:lineRule="auto"/>
+        <w:rPr>
+          <w:rFonts w:hint="eastAsia"/>
+        </w:rPr>
       </w:pPr>
       <w:r>
         <w:t xml:space="preserve">Procesamiento: construcción del grafo no dirigido, generación de la lista de adyacencia y la matriz de adyacencia; </w:t>
@@ -8633,6 +8576,9 @@
           <w:numId w:val="56"/>
         </w:numPr>
         <w:spacing w:line="360" w:lineRule="auto"/>
+        <w:rPr>
+          <w:rFonts w:hint="eastAsia"/>
+        </w:rPr>
       </w:pPr>
       <w:r>
         <w:t>Salida: representación textual (lista y matriz) y visual (nodos y aristas dibujados en ventana interactiva).</w:t>
@@ -8656,6 +8602,9 @@
           <w:numId w:val="58"/>
         </w:numPr>
         <w:spacing w:line="360" w:lineRule="auto"/>
+        <w:rPr>
+          <w:rFonts w:hint="eastAsia"/>
+        </w:rPr>
       </w:pPr>
       <w:r>
         <w:t>Entrada: número de niveles del árbol y valores de los nodos (manuales o aleatorios).</w:t>
@@ -8669,6 +8618,9 @@
           <w:numId w:val="58"/>
         </w:numPr>
         <w:spacing w:line="360" w:lineRule="auto"/>
+        <w:rPr>
+          <w:rFonts w:hint="eastAsia"/>
+        </w:rPr>
       </w:pPr>
       <w:r>
         <w:t xml:space="preserve">Procesamiento: construcción recursiva del árbol binario, aplicación de recorridos </w:t>
@@ -8706,6 +8658,9 @@
           <w:numId w:val="58"/>
         </w:numPr>
         <w:spacing w:line="360" w:lineRule="auto"/>
+        <w:rPr>
+          <w:rFonts w:hint="eastAsia"/>
+        </w:rPr>
       </w:pPr>
       <w:r>
         <w:t>Salida: impresión de los recorridos en consola y representación gráfica del árbol en una ventana.</w:t>
@@ -13692,10 +13647,33 @@
         </w:rPr>
       </w:pPr>
     </w:p>
-    <w:p/>
-    <w:p/>
-    <w:p/>
-    <w:p>
+    <w:p>
+      <w:pPr>
+        <w:rPr>
+          <w:rFonts w:hint="eastAsia"/>
+        </w:rPr>
+      </w:pPr>
+    </w:p>
+    <w:p>
+      <w:pPr>
+        <w:rPr>
+          <w:rFonts w:hint="eastAsia"/>
+        </w:rPr>
+      </w:pPr>
+    </w:p>
+    <w:p>
+      <w:pPr>
+        <w:rPr>
+          <w:rFonts w:hint="eastAsia"/>
+        </w:rPr>
+      </w:pPr>
+    </w:p>
+    <w:p>
+      <w:pPr>
+        <w:rPr>
+          <w:rFonts w:hint="eastAsia"/>
+        </w:rPr>
+      </w:pPr>
       <w:r>
         <w:rPr>
           <w:noProof/>
@@ -13751,22 +13729,118 @@
         </w:drawing>
       </w:r>
     </w:p>
-    <w:p/>
-    <w:p/>
-    <w:p/>
-    <w:p/>
-    <w:p/>
-    <w:p/>
-    <w:p/>
-    <w:p/>
-    <w:p/>
-    <w:p/>
-    <w:p/>
-    <w:p/>
-    <w:p/>
-    <w:p/>
-    <w:p/>
-    <w:p/>
+    <w:p>
+      <w:pPr>
+        <w:rPr>
+          <w:rFonts w:hint="eastAsia"/>
+        </w:rPr>
+      </w:pPr>
+    </w:p>
+    <w:p>
+      <w:pPr>
+        <w:rPr>
+          <w:rFonts w:hint="eastAsia"/>
+        </w:rPr>
+      </w:pPr>
+    </w:p>
+    <w:p>
+      <w:pPr>
+        <w:rPr>
+          <w:rFonts w:hint="eastAsia"/>
+        </w:rPr>
+      </w:pPr>
+    </w:p>
+    <w:p>
+      <w:pPr>
+        <w:rPr>
+          <w:rFonts w:hint="eastAsia"/>
+        </w:rPr>
+      </w:pPr>
+    </w:p>
+    <w:p>
+      <w:pPr>
+        <w:rPr>
+          <w:rFonts w:hint="eastAsia"/>
+        </w:rPr>
+      </w:pPr>
+    </w:p>
+    <w:p>
+      <w:pPr>
+        <w:rPr>
+          <w:rFonts w:hint="eastAsia"/>
+        </w:rPr>
+      </w:pPr>
+    </w:p>
+    <w:p>
+      <w:pPr>
+        <w:rPr>
+          <w:rFonts w:hint="eastAsia"/>
+        </w:rPr>
+      </w:pPr>
+    </w:p>
+    <w:p>
+      <w:pPr>
+        <w:rPr>
+          <w:rFonts w:hint="eastAsia"/>
+        </w:rPr>
+      </w:pPr>
+    </w:p>
+    <w:p>
+      <w:pPr>
+        <w:rPr>
+          <w:rFonts w:hint="eastAsia"/>
+        </w:rPr>
+      </w:pPr>
+    </w:p>
+    <w:p>
+      <w:pPr>
+        <w:rPr>
+          <w:rFonts w:hint="eastAsia"/>
+        </w:rPr>
+      </w:pPr>
+    </w:p>
+    <w:p>
+      <w:pPr>
+        <w:rPr>
+          <w:rFonts w:hint="eastAsia"/>
+        </w:rPr>
+      </w:pPr>
+    </w:p>
+    <w:p>
+      <w:pPr>
+        <w:rPr>
+          <w:rFonts w:hint="eastAsia"/>
+        </w:rPr>
+      </w:pPr>
+    </w:p>
+    <w:p>
+      <w:pPr>
+        <w:rPr>
+          <w:rFonts w:hint="eastAsia"/>
+        </w:rPr>
+      </w:pPr>
+    </w:p>
+    <w:p>
+      <w:pPr>
+        <w:rPr>
+          <w:rFonts w:hint="eastAsia"/>
+        </w:rPr>
+      </w:pPr>
+    </w:p>
+    <w:p>
+      <w:pPr>
+        <w:rPr>
+          <w:rFonts w:hint="eastAsia"/>
+        </w:rPr>
+      </w:pPr>
+    </w:p>
+    <w:p>
+      <w:pPr>
+        <w:rPr>
+          <w:rFonts w:hint="eastAsia"/>
+        </w:rPr>
+      </w:pPr>
+    </w:p>
     <w:p>
       <w:pPr>
         <w:pStyle w:val="Ttulo1"/>
@@ -13783,7 +13857,7 @@
     <w:p>
       <w:pPr>
         <w:rPr>
-          <w:rFonts w:hint="eastAsia"/>
+          <w:rStyle w:val="Hipervnculo"/>
         </w:rPr>
       </w:pPr>
       <w:hyperlink r:id="rId23" w:history="1">
@@ -13795,6 +13869,54 @@
           <w:t>ProyectoDiscreta.java</w:t>
         </w:r>
       </w:hyperlink>
+    </w:p>
+    <w:p>
+      <w:pPr>
+        <w:rPr>
+          <w:rStyle w:val="Hipervnculo"/>
+        </w:rPr>
+      </w:pPr>
+    </w:p>
+    <w:p>
+      <w:pPr>
+        <w:pStyle w:val="Ttulo1"/>
+      </w:pPr>
+      <w:r>
+        <w:t>Link Archivos</w:t>
+      </w:r>
+    </w:p>
+    <w:p>
+      <w:pPr>
+        <w:rPr>
+          <w:rFonts w:hint="eastAsia"/>
+        </w:rPr>
+      </w:pPr>
+      <w:hyperlink r:id="rId24" w:history="1">
+        <w:r>
+          <w:rPr>
+            <w:rStyle w:val="Hipervnculo"/>
+            <w:rFonts w:hint="eastAsia"/>
+          </w:rPr>
+          <w:t>https://github.com/DiegoZZ</w:t>
+        </w:r>
+        <w:r>
+          <w:rPr>
+            <w:rStyle w:val="Hipervnculo"/>
+            <w:rFonts w:hint="eastAsia"/>
+          </w:rPr>
+          <w:t>Z</w:t>
+        </w:r>
+        <w:r>
+          <w:rPr>
+            <w:rStyle w:val="Hipervnculo"/>
+            <w:rFonts w:hint="eastAsia"/>
+          </w:rPr>
+          <w:t>T/ProyectoDiscreta.git</w:t>
+        </w:r>
+      </w:hyperlink>
+      <w:r>
+        <w:t xml:space="preserve"> </w:t>
+      </w:r>
     </w:p>
     <w:sectPr>
       <w:pgSz w:w="11906" w:h="16838"/>
@@ -13869,7 +13991,7 @@
 <w:numbering xmlns:wpc="http://schemas.microsoft.com/office/word/2010/wordprocessingCanvas" xmlns:cx="http://schemas.microsoft.com/office/drawing/2014/chartex" xmlns:cx1="http://schemas.microsoft.com/office/drawing/2015/9/8/chartex" xmlns:cx2="http://schemas.microsoft.com/office/drawing/2015/10/21/chartex" xmlns:cx3="http://schemas.microsoft.com/office/drawing/2016/5/9/chartex" xmlns:cx4="http://schemas.microsoft.com/office/drawing/2016/5/10/chartex" xmlns:cx5="http://schemas.microsoft.com/office/drawing/2016/5/11/chartex" xmlns:cx6="http://schemas.microsoft.com/office/drawing/2016/5/12/chartex" xmlns:cx7="http://schemas.microsoft.com/office/drawing/2016/5/13/chartex" xmlns:cx8="http://schemas.microsoft.com/office/drawing/2016/5/14/chartex" xmlns:mc="http://schemas.openxmlformats.org/markup-compatibility/2006" xmlns:aink="http://schemas.microsoft.com/office/drawing/2016/ink" xmlns:am3d="http://schemas.microsoft.com/office/drawing/2017/model3d" xmlns:o="urn:schemas-microsoft-com:office:office" xmlns:oel="http://schemas.microsoft.com/office/2019/extlst" xmlns:r="http://schemas.openxmlformats.org/officeDocument/2006/relationships" xmlns:m="http://schemas.openxmlformats.org/officeDocument/2006/math" xmlns:v="urn:schemas-microsoft-com:vml" xmlns:wp14="http://schemas.microsoft.com/office/word/2010/wordprocessingDrawing" xmlns:wp="http://schemas.openxmlformats.org/drawingml/2006/wordprocessingDrawing" xmlns:w10="urn:schemas-microsoft-com:office:word" xmlns:w="http://schemas.openxmlformats.org/wordprocessingml/2006/main" xmlns:w14="http://schemas.microsoft.com/office/word/2010/wordml" xmlns:w15="http://schemas.microsoft.com/office/word/2012/wordml" xmlns:w16cex="http://schemas.microsoft.com/office/word/2018/wordml/cex" xmlns:w16cid="http://schemas.microsoft.com/office/word/2016/wordml/cid" xmlns:w16="http://schemas.microsoft.com/office/word/2018/wordml" xmlns:w16sdtdh="http://schemas.microsoft.com/office/word/2020/wordml/sdtdatahash" xmlns:w16se="http://schemas.microsoft.com/office/word/2015/wordml/symex" xmlns:wpg="http://schemas.microsoft.com/office/word/2010/wordprocessingGroup" xmlns:wpi="http://schemas.microsoft.com/office/word/2010/wordprocessingInk" xmlns:wne="http://schemas.microsoft.com/office/word/2006/wordml" xmlns:wps="http://schemas.microsoft.com/office/word/2010/wordprocessingShape" mc:Ignorable="w14 w15 w16se w16cid w16 w16cex w16sdtdh wp14">
   <w:numPicBullet w:numPicBulletId="0">
     <w:pict>
-      <v:shapetype w14:anchorId="46C30A87" id="_x0000_t75" coordsize="21600,21600" o:spt="75" o:preferrelative="t" path="m@4@5l@4@11@9@11@9@5xe" filled="f" stroked="f">
+      <v:shapetype w14:anchorId="3C2BE00F" id="_x0000_t75" coordsize="21600,21600" o:spt="75" o:preferrelative="t" path="m@4@5l@4@11@9@11@9@5xe" filled="f" stroked="f">
         <v:stroke joinstyle="miter"/>
         <v:formulas>
           <v:f eqn="if lineDrawn pixelLineWidth 0"/>
@@ -13888,7 +14010,7 @@
         <v:path o:extrusionok="f" gradientshapeok="t" o:connecttype="rect"/>
         <o:lock v:ext="edit" aspectratio="t"/>
       </v:shapetype>
-      <v:shape id="_x0000_i1076" type="#_x0000_t75" style="width:11.25pt;height:11.25pt" o:bullet="t">
+      <v:shape id="_x0000_i1030" type="#_x0000_t75" style="width:11.25pt;height:11.25pt" o:bullet="t">
         <v:imagedata r:id="rId1" o:title="mso62E5"/>
       </v:shape>
     </w:pict>
@@ -21694,6 +21816,7 @@
   <w:style w:type="character" w:default="1" w:styleId="Fuentedeprrafopredeter">
     <w:name w:val="Default Paragraph Font"/>
     <w:uiPriority w:val="1"/>
+    <w:semiHidden/>
     <w:unhideWhenUsed/>
   </w:style>
   <w:style w:type="table" w:default="1" w:styleId="Tablanormal">
